--- a/ru/wisdom-stories/plastic-cup.docx
+++ b/ru/wisdom-stories/plastic-cup.docx
@@ -7,14 +7,12 @@
         <w:rPr>
           <w:b/>
           <w:bCs/>
-          <w:lang w:val="en-US"/>
         </w:rPr>
       </w:pPr>
       <w:r>
         <w:rPr>
           <w:b/>
           <w:bCs/>
-          <w:lang/>
         </w:rPr>
         <w:t>Бывший министр</w:t>
       </w:r>
@@ -22,7 +20,6 @@
         <w:rPr>
           <w:b/>
           <w:bCs/>
-          <w:lang w:val="en-US"/>
         </w:rPr>
         <w:t xml:space="preserve"> </w:t>
       </w:r>
@@ -30,186 +27,93 @@
         <w:rPr>
           <w:b/>
           <w:bCs/>
-          <w:lang/>
         </w:rPr>
         <w:t>на семинаре</w:t>
       </w:r>
     </w:p>
     <w:p>
-      <w:pPr>
-        <w:rPr>
-          <w:lang/>
-        </w:rPr>
-      </w:pPr>
       <w:r>
-        <w:rPr>
-          <w:lang/>
-        </w:rPr>
         <w:t>Бывший министр, приглашённый на семинар, поднялся к трибуне с пластиковым стаканчиком кофе. Произнеся несколько фраз, он остановился, посмотрел на стаканчик и улыбнулся:</w:t>
       </w:r>
     </w:p>
     <w:p>
-      <w:pPr>
-        <w:rPr>
-          <w:lang/>
-        </w:rPr>
-      </w:pPr>
       <w:r>
-        <w:rPr>
-          <w:lang/>
-        </w:rPr>
         <w:t>— С вашего позволения, поделюсь мыслью, которая не даёт мне покоя. В прошлом году я выступал с этой же трибуны. Тогда я был министром.</w:t>
       </w:r>
     </w:p>
     <w:p>
-      <w:pPr>
-        <w:rPr>
-          <w:lang/>
-        </w:rPr>
-      </w:pPr>
       <w:r>
-        <w:rPr>
-          <w:lang/>
-        </w:rPr>
         <w:t>В зале стало тихо.</w:t>
       </w:r>
     </w:p>
     <w:p>
-      <w:pPr>
-        <w:rPr>
-          <w:lang/>
-        </w:rPr>
-      </w:pPr>
       <w:r>
-        <w:rPr>
-          <w:lang/>
-        </w:rPr>
         <w:t>— Мне купили билет в бизнес-класс. В аэропорту ждала машина. В гостинице приготовили хороший номер. Утром меня привезли сюда, встретили, проводили на отведённое место. А перед выступлением подали кофе в красивой фарфоровой чашке.</w:t>
       </w:r>
     </w:p>
     <w:p>
-      <w:pPr>
-        <w:rPr>
-          <w:lang/>
-        </w:rPr>
-      </w:pPr>
       <w:r>
-        <w:rPr>
-          <w:lang/>
-        </w:rPr>
         <w:t>Он слегка приподнял стаканчик:</w:t>
       </w:r>
     </w:p>
     <w:p>
-      <w:pPr>
-        <w:rPr>
-          <w:lang/>
-        </w:rPr>
-      </w:pPr>
       <w:r>
-        <w:rPr>
-          <w:lang/>
-        </w:rPr>
         <w:t>— На этот раз я сам купил билет и доехал из аэропорта до гостиницы на такси. Сегодня утром мою фамилию проверили по списку и пропустили в зал. Я нашёл свободное место. Когда спросил, где можно выпить кофе, мне показали на автомат в коридоре. Вот я и наполнил этот стаканчик.</w:t>
       </w:r>
     </w:p>
     <w:p>
-      <w:pPr>
-        <w:rPr>
-          <w:lang/>
-        </w:rPr>
-      </w:pPr>
       <w:r>
-        <w:rPr>
-          <w:lang/>
-        </w:rPr>
         <w:t>По залу прокатился негромкий смех.</w:t>
       </w:r>
     </w:p>
     <w:p>
-      <w:pPr>
-        <w:rPr>
-          <w:lang/>
-        </w:rPr>
-      </w:pPr>
       <w:r>
-        <w:rPr>
-          <w:lang/>
-        </w:rPr>
         <w:t>— Сначала всё это казалось мне непривычным. А потом я понял: в прошлом году фарфоровую чашку подали не мне. Её подали моей должности.</w:t>
       </w:r>
     </w:p>
     <w:p>
-      <w:pPr>
-        <w:rPr>
-          <w:lang/>
-        </w:rPr>
-      </w:pPr>
       <w:r>
-        <w:rPr>
-          <w:lang/>
-        </w:rPr>
         <w:t>Он помолчал и продолжил:</w:t>
       </w:r>
     </w:p>
     <w:p>
-      <w:pPr>
-        <w:rPr>
-          <w:lang/>
-        </w:rPr>
-      </w:pPr>
       <w:r>
-        <w:rPr>
-          <w:lang/>
-        </w:rPr>
         <w:t>— Я говорю это не из обиды. Меня и сегодня пригласили выступить, и вы меня слушаете. Просто теперь я яснее вижу разницу между вниманием ко мне и привилегиями, которые полагались мне по должности.</w:t>
       </w:r>
     </w:p>
     <w:p>
-      <w:pPr>
-        <w:rPr>
-          <w:lang/>
-        </w:rPr>
-      </w:pPr>
       <w:r>
-        <w:rPr>
-          <w:lang/>
-        </w:rPr>
         <w:t>Он поставил стаканчик на трибуну:</w:t>
       </w:r>
     </w:p>
     <w:p>
-      <w:pPr>
-        <w:rPr>
-          <w:lang/>
-        </w:rPr>
-      </w:pPr>
       <w:r>
-        <w:rPr>
-          <w:lang/>
-        </w:rPr>
         <w:t>— Когда занимаешь высокий пост, легко принять открывающиеся двери, похвалы и особое обращение за доказательство собственной значительности. Но многое из этого относится к занимаемому месту. Завтра его займёт другой — и чашку подадут ему. С нами останется то, какими людьми мы были и как относились к окружающим.</w:t>
       </w:r>
     </w:p>
     <w:p>
-      <w:pPr>
-        <w:rPr>
-          <w:lang/>
-        </w:rPr>
-      </w:pPr>
       <w:r>
         <w:rPr>
           <w:b/>
           <w:bCs/>
-          <w:lang/>
         </w:rPr>
-        <w:t>Мораль:</w:t>
+        <w:t>Мораль</w:t>
       </w:r>
+      <w:proofErr w:type="gramStart"/>
       <w:r>
         <w:rPr>
-          <w:lang/>
+          <w:b/>
+          <w:bCs/>
         </w:rPr>
-        <w:t xml:space="preserve"> Не путай должностные привилегии с собственной человеческой ценностью. Фарфоровая ча</w:t>
+        <w:t>: Не</w:t>
+      </w:r>
+      <w:proofErr w:type="gramEnd"/>
+      <w:r>
+        <w:rPr>
+          <w:b/>
+          <w:bCs/>
+        </w:rPr>
+        <w:t xml:space="preserve"> путай привилегии, которые даёт должность, с собственной ценностью. Ни фарфоровая чашка не делает тебя выше, ни пластиковый стаканчик — ниже. Настоящее уважение завоёвывают поступками, а не званиями.</w:t>
       </w:r>
     </w:p>
     <w:p>
